--- a/templates/BDC_Formation.docx
+++ b/templates/BDC_Formation.docx
@@ -1184,21 +1184,6 @@
           <w:bCs/>
         </w:rPr>
         <w:t xml:space="preserve"> € HT</w:t>
-      </w:r>
-    </w:p>
-    <w:p>
-      <w:pPr>
-        <w:spacing w:after="120"/>
-      </w:pPr>
-      <w:r>
-        <w:rPr>
-          <w:i/>
-          <w:iCs/>
-          <w:color w:val="595959"/>
-          <w:sz w:val="18"/>
-          <w:szCs w:val="18"/>
-        </w:rPr>
-        <w:t xml:space="preserve">Période de réalisation pouvant être volontairement élargie : un report éventuel de la séance peut être rattaché sans réémettre de bon de commande, dans la limite du volume horaire engagé.</w:t>
       </w:r>
     </w:p>
     <w:p>
